--- a/_includes/projects/past/sid/output/sid.docx
+++ b/_includes/projects/past/sid/output/sid.docx
@@ -57,7 +57,7 @@
         <w:pStyle w:val="BodyText"/>
       </w:pPr>
       <w:r>
-        <w:t xml:space="preserve">IV-Drippers are used to inject saline fluids, directly into the veins of the patient. They have to be replaced, before it completely drains out, or else blood will flow in reverse direction and sometimes air embolism (air-blockage) may even cause a fatal accident.</w:t>
+        <w:t xml:space="preserve">IV-Drippers are used to inject saline fluids, directly into the veins of the patient. They have to be replaced manualayy, before it completely drains out, or else blood will flow in reverse direction and sometimes air embolism (air-blockage) may even cause a fatal accident.</w:t>
       </w:r>
     </w:p>
     <w:p>

--- a/_includes/projects/past/sid/output/sid.docx
+++ b/_includes/projects/past/sid/output/sid.docx
@@ -176,7 +176,6 @@
       <w:hyperlink r:id="rId21">
         <w:r>
           <w:rPr>
-            <w:b/>
             <w:rStyle w:val="Hyperlink"/>
           </w:rPr>
           <w:t xml:space="preserve">video</w:t>

--- a/_includes/projects/past/sid/output/sid.docx
+++ b/_includes/projects/past/sid/output/sid.docx
@@ -49,7 +49,7 @@
         <w:rPr>
           <w:b/>
         </w:rPr>
-        <w:t xml:space="preserve">Poblem Statement ?</w:t>
+        <w:t xml:space="preserve">Problem Statement ?</w:t>
       </w:r>
     </w:p>
     <w:p>

--- a/_includes/projects/past/sid/output/sid.docx
+++ b/_includes/projects/past/sid/output/sid.docx
@@ -49,7 +49,7 @@
         <w:rPr>
           <w:b/>
         </w:rPr>
-        <w:t xml:space="preserve">Problem Statement ?</w:t>
+        <w:t xml:space="preserve">Problem Statement</w:t>
       </w:r>
     </w:p>
     <w:p>
@@ -73,7 +73,7 @@
         <w:rPr>
           <w:b/>
         </w:rPr>
-        <w:t xml:space="preserve">Goal ?</w:t>
+        <w:t xml:space="preserve">Goal</w:t>
       </w:r>
     </w:p>
     <w:p>
@@ -97,7 +97,7 @@
         <w:rPr>
           <w:b/>
         </w:rPr>
-        <w:t xml:space="preserve">What we did ?</w:t>
+        <w:t xml:space="preserve">What we did</w:t>
       </w:r>
     </w:p>
     <w:p>
@@ -236,7 +236,7 @@
         <w:rPr>
           <w:b/>
         </w:rPr>
-        <w:t xml:space="preserve">Next What ?</w:t>
+        <w:t xml:space="preserve">Next What</w:t>
       </w:r>
     </w:p>
     <w:p>

--- a/_includes/projects/past/sid/output/sid.docx
+++ b/_includes/projects/past/sid/output/sid.docx
@@ -43,66 +43,63 @@
     </w:p>
     <w:p>
       <w:pPr>
+        <w:pStyle w:val="Heading4"/>
+      </w:pPr>
+      <w:bookmarkStart w:id="20" w:name="problem-statement"/>
+      <w:r>
+        <w:t xml:space="preserve">Problem Statement</w:t>
+      </w:r>
+      <w:bookmarkEnd w:id="20"/>
+    </w:p>
+    <w:p>
+      <w:pPr>
+        <w:pStyle w:val="FirstParagraph"/>
+      </w:pPr>
+      <w:r>
+        <w:t xml:space="preserve">IV-Drippers are used to inject saline fluids, directly into the veins of the patient. They have to be replaced manualayy, before it completely drains out, or else blood will flow in reverse direction and sometimes air embolism (air-blockage) may even cause a fatal accident.</w:t>
+      </w:r>
+    </w:p>
+    <w:p>
+      <w:pPr>
         <w:pStyle w:val="BodyText"/>
       </w:pPr>
-      <w:r>
-        <w:rPr>
-          <w:b/>
-        </w:rPr>
-        <w:t xml:space="preserve">Problem Statement</w:t>
+    </w:p>
+    <w:p>
+      <w:pPr>
+        <w:pStyle w:val="Heading4"/>
+      </w:pPr>
+      <w:bookmarkStart w:id="21" w:name="goal"/>
+      <w:r>
+        <w:t xml:space="preserve">Goal</w:t>
+      </w:r>
+      <w:bookmarkEnd w:id="21"/>
+    </w:p>
+    <w:p>
+      <w:pPr>
+        <w:pStyle w:val="FirstParagraph"/>
+      </w:pPr>
+      <w:r>
+        <w:t xml:space="preserve">The goal is to prevent such accident by automating this process by using a liquid-level sensor to monitor the liquid level and if the Intravenous Dripper runs out of the saline fluid, then the cam actuated by the servo, will stop the flow immediately, thus preventing any such accident to occur and will notify the nurse for further replacement of the IV bag.</w:t>
       </w:r>
     </w:p>
     <w:p>
       <w:pPr>
         <w:pStyle w:val="BodyText"/>
       </w:pPr>
-      <w:r>
-        <w:t xml:space="preserve">IV-Drippers are used to inject saline fluids, directly into the veins of the patient. They have to be replaced manualayy, before it completely drains out, or else blood will flow in reverse direction and sometimes air embolism (air-blockage) may even cause a fatal accident.</w:t>
-      </w:r>
-    </w:p>
-    <w:p>
-      <w:pPr>
-        <w:pStyle w:val="BodyText"/>
-      </w:pPr>
-    </w:p>
-    <w:p>
-      <w:pPr>
-        <w:pStyle w:val="BodyText"/>
-      </w:pPr>
-      <w:r>
-        <w:rPr>
-          <w:b/>
-        </w:rPr>
-        <w:t xml:space="preserve">Goal</w:t>
-      </w:r>
-    </w:p>
-    <w:p>
-      <w:pPr>
-        <w:pStyle w:val="BodyText"/>
-      </w:pPr>
-      <w:r>
-        <w:t xml:space="preserve">The goal is to prevent such accident by automating this process by using a liquid-level sensor to monitor the liquid level and if the Intravenous Dripper runs out of the saline fluid, then the cam actuated by the servo, will stop the flow immediately, thus preventing any such accident to occur and will notify the nurse for further replacement of the IV bag.</w:t>
-      </w:r>
-    </w:p>
-    <w:p>
-      <w:pPr>
-        <w:pStyle w:val="BodyText"/>
-      </w:pPr>
-    </w:p>
-    <w:p>
-      <w:pPr>
-        <w:pStyle w:val="BodyText"/>
-      </w:pPr>
-      <w:r>
-        <w:rPr>
-          <w:b/>
-        </w:rPr>
+    </w:p>
+    <w:p>
+      <w:pPr>
+        <w:pStyle w:val="Heading4"/>
+      </w:pPr>
+      <w:bookmarkStart w:id="22" w:name="what-we-did"/>
+      <w:r>
         <w:t xml:space="preserve">What we did</w:t>
       </w:r>
-    </w:p>
-    <w:p>
-      <w:pPr>
-        <w:pStyle w:val="BodyText"/>
+      <w:bookmarkEnd w:id="22"/>
+    </w:p>
+    <w:p>
+      <w:pPr>
+        <w:pStyle w:val="FirstParagraph"/>
       </w:pPr>
       <w:r>
         <w:t xml:space="preserve">We protoyped our ideation by using majorly TI components</w:t>
@@ -128,7 +125,7 @@
                     </pic:cNvPicPr>
                   </pic:nvPicPr>
                   <pic:blipFill>
-                    <a:blip r:embed="rId20"/>
+                    <a:blip r:embed="rId23"/>
                     <a:stretch>
                       <a:fillRect/>
                     </a:stretch>
@@ -173,7 +170,7 @@
       <w:r>
         <w:t xml:space="preserve"> </w:t>
       </w:r>
-      <w:hyperlink r:id="rId21">
+      <w:hyperlink r:id="rId24">
         <w:r>
           <w:rPr>
             <w:rStyle w:val="Hyperlink"/>
@@ -230,18 +227,17 @@
     </w:p>
     <w:p>
       <w:pPr>
-        <w:pStyle w:val="BodyText"/>
-      </w:pPr>
-      <w:r>
-        <w:rPr>
-          <w:b/>
-        </w:rPr>
+        <w:pStyle w:val="Heading4"/>
+      </w:pPr>
+      <w:bookmarkStart w:id="25" w:name="next-what"/>
+      <w:r>
         <w:t xml:space="preserve">Next What</w:t>
       </w:r>
-    </w:p>
-    <w:p>
-      <w:pPr>
-        <w:pStyle w:val="BodyText"/>
+      <w:bookmarkEnd w:id="25"/>
+    </w:p>
+    <w:p>
+      <w:pPr>
+        <w:pStyle w:val="FirstParagraph"/>
       </w:pPr>
       <w:r>
         <w:t xml:space="preserve">Being a finalist of IICDC 2016, We received funding for our startup</w:t>
@@ -249,7 +245,7 @@
       <w:r>
         <w:t xml:space="preserve"> </w:t>
       </w:r>
-      <w:hyperlink r:id="rId22">
+      <w:hyperlink r:id="rId26">
         <w:r>
           <w:rPr>
             <w:rStyle w:val="Hyperlink"/>
@@ -271,20 +267,19 @@
     </w:p>
     <w:p>
       <w:pPr>
-        <w:pStyle w:val="BodyText"/>
-      </w:pPr>
-      <w:r>
-        <w:rPr>
-          <w:b/>
-        </w:rPr>
+        <w:pStyle w:val="Heading4"/>
+      </w:pPr>
+      <w:bookmarkStart w:id="27" w:name="the-team"/>
+      <w:r>
         <w:t xml:space="preserve">The Team</w:t>
       </w:r>
-    </w:p>
-    <w:p>
-      <w:pPr>
-        <w:pStyle w:val="BodyText"/>
-      </w:pPr>
-      <w:hyperlink r:id="rId23">
+      <w:bookmarkEnd w:id="27"/>
+    </w:p>
+    <w:p>
+      <w:pPr>
+        <w:pStyle w:val="FirstParagraph"/>
+      </w:pPr>
+      <w:hyperlink r:id="rId28">
         <w:r>
           <w:rPr>
             <w:rStyle w:val="Hyperlink"/>
@@ -298,7 +293,7 @@
       <w:r>
         <w:t xml:space="preserve"> </w:t>
       </w:r>
-      <w:hyperlink r:id="rId24">
+      <w:hyperlink r:id="rId29">
         <w:r>
           <w:rPr>
             <w:rStyle w:val="Hyperlink"/>
@@ -312,7 +307,7 @@
       <w:r>
         <w:t xml:space="preserve"> </w:t>
       </w:r>
-      <w:hyperlink r:id="rId25">
+      <w:hyperlink r:id="rId30">
         <w:r>
           <w:rPr>
             <w:rStyle w:val="Hyperlink"/>
@@ -329,7 +324,7 @@
       <w:r>
         <w:t xml:space="preserve"> </w:t>
       </w:r>
-      <w:hyperlink r:id="rId26">
+      <w:hyperlink r:id="rId31">
         <w:r>
           <w:rPr>
             <w:rStyle w:val="Hyperlink"/>
@@ -358,7 +353,7 @@
                     </pic:cNvPicPr>
                   </pic:nvPicPr>
                   <pic:blipFill>
-                    <a:blip r:embed="rId27"/>
+                    <a:blip r:embed="rId32"/>
                     <a:stretch>
                       <a:fillRect/>
                     </a:stretch>

--- a/_includes/projects/past/sid/output/sid.docx
+++ b/_includes/projects/past/sid/output/sid.docx
@@ -56,7 +56,7 @@
         <w:pStyle w:val="FirstParagraph"/>
       </w:pPr>
       <w:r>
-        <w:t xml:space="preserve">IV-Drippers are used to inject saline fluids, directly into the veins of the patient. They have to be replaced manualayy, before it completely drains out, or else blood will flow in reverse direction and sometimes air embolism (air-blockage) may even cause a fatal accident.</w:t>
+        <w:t xml:space="preserve">Intravenous drippers are used to inject saline fluids, directly into the veins of the patient. They have to be replaced manually, before it completely drains out, or else blood will flow in reverse direction and sometimes air embolism (air-blockage) may even cause a fatal accident.</w:t>
       </w:r>
     </w:p>
     <w:p>
@@ -68,9 +68,9 @@
       <w:pPr>
         <w:pStyle w:val="Heading4"/>
       </w:pPr>
-      <w:bookmarkStart w:id="21" w:name="goal"/>
-      <w:r>
-        <w:t xml:space="preserve">Goal</w:t>
+      <w:bookmarkStart w:id="21" w:name="solution"/>
+      <w:r>
+        <w:t xml:space="preserve">Solution</w:t>
       </w:r>
       <w:bookmarkEnd w:id="21"/>
     </w:p>
@@ -79,7 +79,7 @@
         <w:pStyle w:val="FirstParagraph"/>
       </w:pPr>
       <w:r>
-        <w:t xml:space="preserve">The goal is to prevent such accident by automating this process by using a liquid-level sensor to monitor the liquid level and if the Intravenous Dripper runs out of the saline fluid, then the cam actuated by the servo, will stop the flow immediately, thus preventing any such accident to occur and will notify the nurse for further replacement of the IV bag.</w:t>
+        <w:t xml:space="preserve">The goal is to prevent such accident by automating this process by using a liquid-level sensor to monitor the liquid level and if the Intravenous dripper runs out of the saline fluid, then the cam actuated by the servo, will stop the flow immediately, thus preventing any such accident to occur and will notify the nurse for further replacement of the intravenous drip.</w:t>
       </w:r>
     </w:p>
     <w:p>
@@ -91,9 +91,9 @@
       <w:pPr>
         <w:pStyle w:val="Heading4"/>
       </w:pPr>
-      <w:bookmarkStart w:id="22" w:name="what-we-did"/>
-      <w:r>
-        <w:t xml:space="preserve">What we did</w:t>
+      <w:bookmarkStart w:id="22" w:name="how-we-did"/>
+      <w:r>
+        <w:t xml:space="preserve">How we did</w:t>
       </w:r>
       <w:bookmarkEnd w:id="22"/>
     </w:p>
@@ -102,7 +102,7 @@
         <w:pStyle w:val="FirstParagraph"/>
       </w:pPr>
       <w:r>
-        <w:t xml:space="preserve">We protoyped our ideation by using majorly TI components</w:t>
+        <w:t xml:space="preserve">We protoyped our ideation by using majorly texas instruments components</w:t>
       </w:r>
     </w:p>
     <w:p>
@@ -194,15 +194,7 @@
         <w:t xml:space="preserve">Medical doctors</w:t>
       </w:r>
       <w:r>
-        <w:t xml:space="preserve">.</w:t>
-      </w:r>
-    </w:p>
-    <w:p>
-      <w:pPr>
-        <w:pStyle w:val="BodyText"/>
-      </w:pPr>
-      <w:r>
-        <w:t xml:space="preserve">We particpated in the Department of Science &amp; Technology, Govt. of India &amp; Texas Instrument’s</w:t>
+        <w:t xml:space="preserve">. We particpated in the Department of Science &amp; Technology, Govt. of India &amp; Texas Instrument’s</w:t>
       </w:r>
       <w:r>
         <w:t xml:space="preserve"> </w:t>
@@ -217,7 +209,7 @@
         <w:t xml:space="preserve"> </w:t>
       </w:r>
       <w:r>
-        <w:t xml:space="preserve">Design Contest (2016) anchored by Indian Institute of Managment, Banaglore and out of 11,000+ applicants, we were top 10 teams to recah finalist.</w:t>
+        <w:t xml:space="preserve">Design Contest (2016) anchored by Indian Institute of Managment, Banaglore and out of 11,000+ applicants, we were top 10 teams to reach finals.</w:t>
       </w:r>
     </w:p>
     <w:p>

--- a/_includes/projects/past/sid/output/sid.docx
+++ b/_includes/projects/past/sid/output/sid.docx
@@ -56,7 +56,7 @@
         <w:pStyle w:val="FirstParagraph"/>
       </w:pPr>
       <w:r>
-        <w:t xml:space="preserve">Intravenous drippers are used to inject saline fluids, directly into the veins of the patient. They have to be replaced manually, before it completely drains out, or else blood will flow in reverse direction and sometimes air embolism (air-blockage) may even cause a fatal accident.</w:t>
+        <w:t xml:space="preserve">Intravenous drippers are used to inject saline fluids, directly into the veins of the patient. They have to be replaced manually before it completely drains out, or else blood will flow in reverse direction and sometimes air embolism (air-blockage) may even cause a fatal accident.</w:t>
       </w:r>
     </w:p>
     <w:p>
@@ -102,7 +102,7 @@
         <w:pStyle w:val="FirstParagraph"/>
       </w:pPr>
       <w:r>
-        <w:t xml:space="preserve">We protoyped our ideation by using majorly texas instruments components</w:t>
+        <w:t xml:space="preserve">We prototyped our ideation by using majorly texas instruments components.</w:t>
       </w:r>
     </w:p>
     <w:p>
@@ -182,7 +182,7 @@
         <w:t xml:space="preserve"> </w:t>
       </w:r>
       <w:r>
-        <w:t xml:space="preserve">shows the working and feeback from</w:t>
+        <w:t xml:space="preserve">shows the working and feedback from</w:t>
       </w:r>
       <w:r>
         <w:t xml:space="preserve"> </w:t>
@@ -194,7 +194,7 @@
         <w:t xml:space="preserve">Medical doctors</w:t>
       </w:r>
       <w:r>
-        <w:t xml:space="preserve">. We particpated in the Department of Science &amp; Technology, Govt. of India &amp; Texas Instrument’s</w:t>
+        <w:t xml:space="preserve">. We participated in the Department of Science &amp; Technology, Govt. of India &amp; Texas Instruments’</w:t>
       </w:r>
       <w:r>
         <w:t xml:space="preserve"> </w:t>
@@ -203,13 +203,13 @@
         <w:rPr>
           <w:b/>
         </w:rPr>
-        <w:t xml:space="preserve">India Innovation Challegne</w:t>
+        <w:t xml:space="preserve">India Innovation Challenge</w:t>
       </w:r>
       <w:r>
         <w:t xml:space="preserve"> </w:t>
       </w:r>
       <w:r>
-        <w:t xml:space="preserve">Design Contest (2016) anchored by Indian Institute of Managment, Banaglore and out of 11,000+ applicants, we were top 10 teams to reach finals.</w:t>
+        <w:t xml:space="preserve">Design Contest (2016) anchored by Indian Institute of Managment, Bangalore and out of 11,000+ applicants, we were top 10 teams to reach finals.</w:t>
       </w:r>
     </w:p>
     <w:p>
@@ -249,7 +249,7 @@
         <w:t xml:space="preserve"> </w:t>
       </w:r>
       <w:r>
-        <w:t xml:space="preserve">and is currenlty incubated at NSRCEL, IIM-Banglore. The prototype developed initially for proof of concepts was not reliable, thus now the focus is to develop industrial grade, reliable product.</w:t>
+        <w:t xml:space="preserve">and is currently incubated at NSRCEL, IIM-Banglore. The prototype developed initially for proof of concepts was not reliable, thus now the focus is to develop industrial grade, reliable product.</w:t>
       </w:r>
     </w:p>
     <w:p>

--- a/_includes/projects/past/sid/output/sid.docx
+++ b/_includes/projects/past/sid/output/sid.docx
@@ -102,87 +102,7 @@
         <w:pStyle w:val="FirstParagraph"/>
       </w:pPr>
       <w:r>
-        <w:t xml:space="preserve">We prototyped our ideation by using majorly texas instruments components.</w:t>
-      </w:r>
-    </w:p>
-    <w:p>
-      <w:pPr>
-        <w:pStyle w:val="CaptionedFigure"/>
-      </w:pPr>
-      <w:r>
-        <w:drawing>
-          <wp:inline>
-            <wp:extent cx="5334000" cy="6236974"/>
-            <wp:effectExtent b="0" l="0" r="0" t="0"/>
-            <wp:docPr descr="SID architecture" title="" id="1" name="Picture"/>
-            <a:graphic>
-              <a:graphicData uri="http://schemas.openxmlformats.org/drawingml/2006/picture">
-                <pic:pic>
-                  <pic:nvPicPr>
-                    <pic:cNvPr descr="https://ajaygunalan.github.io/projects/asset/past/sid/sid_archi.png" id="0" name="Picture"/>
-                    <pic:cNvPicPr>
-                      <a:picLocks noChangeArrowheads="1" noChangeAspect="1"/>
-                    </pic:cNvPicPr>
-                  </pic:nvPicPr>
-                  <pic:blipFill>
-                    <a:blip r:embed="rId23"/>
-                    <a:stretch>
-                      <a:fillRect/>
-                    </a:stretch>
-                  </pic:blipFill>
-                  <pic:spPr bwMode="auto">
-                    <a:xfrm>
-                      <a:off x="0" y="0"/>
-                      <a:ext cx="5334000" cy="6236974"/>
-                    </a:xfrm>
-                    <a:prstGeom prst="rect">
-                      <a:avLst/>
-                    </a:prstGeom>
-                    <a:noFill/>
-                    <a:ln w="9525">
-                      <a:noFill/>
-                      <a:headEnd/>
-                      <a:tailEnd/>
-                    </a:ln>
-                  </pic:spPr>
-                </pic:pic>
-              </a:graphicData>
-            </a:graphic>
-          </wp:inline>
-        </w:drawing>
-      </w:r>
-    </w:p>
-    <w:p>
-      <w:pPr>
-        <w:pStyle w:val="ImageCaption"/>
-      </w:pPr>
-      <w:r>
-        <w:t xml:space="preserve">SID architecture</w:t>
-      </w:r>
-    </w:p>
-    <w:p>
-      <w:pPr>
-        <w:pStyle w:val="BodyText"/>
-      </w:pPr>
-      <w:r>
-        <w:t xml:space="preserve">This</w:t>
-      </w:r>
-      <w:r>
-        <w:t xml:space="preserve"> </w:t>
-      </w:r>
-      <w:hyperlink r:id="rId24">
-        <w:r>
-          <w:rPr>
-            <w:rStyle w:val="Hyperlink"/>
-          </w:rPr>
-          <w:t xml:space="preserve">video</w:t>
-        </w:r>
-      </w:hyperlink>
-      <w:r>
-        <w:t xml:space="preserve"> </w:t>
-      </w:r>
-      <w:r>
-        <w:t xml:space="preserve">shows the working and feedback from</w:t>
+        <w:t xml:space="preserve">We prototyped our ideation by using majorly texas instruments components. The following video shows the working and feedback from</w:t>
       </w:r>
       <w:r>
         <w:t xml:space="preserve"> </w:t>
@@ -194,7 +114,15 @@
         <w:t xml:space="preserve">Medical doctors</w:t>
       </w:r>
       <w:r>
-        <w:t xml:space="preserve">. We participated in the Department of Science &amp; Technology, Govt. of India &amp; Texas Instruments’</w:t>
+        <w:t xml:space="preserve">.</w:t>
+      </w:r>
+    </w:p>
+    <w:p>
+      <w:pPr>
+        <w:pStyle w:val="BodyText"/>
+      </w:pPr>
+      <w:r>
+        <w:t xml:space="preserve">We participated in the Department of Science &amp; Technology, Govt. of India &amp; Texas Instruments’</w:t>
       </w:r>
       <w:r>
         <w:t xml:space="preserve"> </w:t>
@@ -221,11 +149,11 @@
       <w:pPr>
         <w:pStyle w:val="Heading4"/>
       </w:pPr>
-      <w:bookmarkStart w:id="25" w:name="next-what"/>
+      <w:bookmarkStart w:id="23" w:name="next-what"/>
       <w:r>
         <w:t xml:space="preserve">Next What</w:t>
       </w:r>
-      <w:bookmarkEnd w:id="25"/>
+      <w:bookmarkEnd w:id="23"/>
     </w:p>
     <w:p>
       <w:pPr>
@@ -237,7 +165,7 @@
       <w:r>
         <w:t xml:space="preserve"> </w:t>
       </w:r>
-      <w:hyperlink r:id="rId26">
+      <w:hyperlink r:id="rId24">
         <w:r>
           <w:rPr>
             <w:rStyle w:val="Hyperlink"/>
@@ -261,17 +189,17 @@
       <w:pPr>
         <w:pStyle w:val="Heading4"/>
       </w:pPr>
-      <w:bookmarkStart w:id="27" w:name="the-team"/>
+      <w:bookmarkStart w:id="25" w:name="the-team"/>
       <w:r>
         <w:t xml:space="preserve">The Team</w:t>
       </w:r>
-      <w:bookmarkEnd w:id="27"/>
+      <w:bookmarkEnd w:id="25"/>
     </w:p>
     <w:p>
       <w:pPr>
         <w:pStyle w:val="FirstParagraph"/>
       </w:pPr>
-      <w:hyperlink r:id="rId28">
+      <w:hyperlink r:id="rId26">
         <w:r>
           <w:rPr>
             <w:rStyle w:val="Hyperlink"/>
@@ -285,7 +213,7 @@
       <w:r>
         <w:t xml:space="preserve"> </w:t>
       </w:r>
-      <w:hyperlink r:id="rId29">
+      <w:hyperlink r:id="rId27">
         <w:r>
           <w:rPr>
             <w:rStyle w:val="Hyperlink"/>
@@ -299,7 +227,7 @@
       <w:r>
         <w:t xml:space="preserve"> </w:t>
       </w:r>
-      <w:hyperlink r:id="rId30">
+      <w:hyperlink r:id="rId28">
         <w:r>
           <w:rPr>
             <w:rStyle w:val="Hyperlink"/>
@@ -316,7 +244,7 @@
       <w:r>
         <w:t xml:space="preserve"> </w:t>
       </w:r>
-      <w:hyperlink r:id="rId31">
+      <w:hyperlink r:id="rId29">
         <w:r>
           <w:rPr>
             <w:rStyle w:val="Hyperlink"/>
@@ -324,53 +252,6 @@
           <w:t xml:space="preserve">myself..!</w:t>
         </w:r>
       </w:hyperlink>
-    </w:p>
-    <w:p>
-      <w:pPr>
-        <w:pStyle w:val="BodyText"/>
-      </w:pPr>
-      <w:r>
-        <w:drawing>
-          <wp:inline>
-            <wp:extent cx="5334000" cy="3829050"/>
-            <wp:effectExtent b="0" l="0" r="0" t="0"/>
-            <wp:docPr descr="" title="" id="1" name="Picture"/>
-            <a:graphic>
-              <a:graphicData uri="http://schemas.openxmlformats.org/drawingml/2006/picture">
-                <pic:pic>
-                  <pic:nvPicPr>
-                    <pic:cNvPr descr="https://ajaygunalan.github.io/projects/asset/past/sid/sid_certificate.png" id="0" name="Picture"/>
-                    <pic:cNvPicPr>
-                      <a:picLocks noChangeArrowheads="1" noChangeAspect="1"/>
-                    </pic:cNvPicPr>
-                  </pic:nvPicPr>
-                  <pic:blipFill>
-                    <a:blip r:embed="rId32"/>
-                    <a:stretch>
-                      <a:fillRect/>
-                    </a:stretch>
-                  </pic:blipFill>
-                  <pic:spPr bwMode="auto">
-                    <a:xfrm>
-                      <a:off x="0" y="0"/>
-                      <a:ext cx="5334000" cy="3829050"/>
-                    </a:xfrm>
-                    <a:prstGeom prst="rect">
-                      <a:avLst/>
-                    </a:prstGeom>
-                    <a:noFill/>
-                    <a:ln w="9525">
-                      <a:noFill/>
-                      <a:headEnd/>
-                      <a:tailEnd/>
-                    </a:ln>
-                  </pic:spPr>
-                </pic:pic>
-              </a:graphicData>
-            </a:graphic>
-          </wp:inline>
-        </w:drawing>
-      </w:r>
     </w:p>
     <w:p>
       <w:pPr>
